--- a/Docs/business/Circuvent-Business-Plan.docx
+++ b/Docs/business/Circuvent-Business-Plan.docx
@@ -119,7 +119,7 @@
           <w:color w:val="334155"/>
           <w:sz w:val="21"/>
         </w:rPr>
-        <w:t>The platform is built and in production: 22 firmware device types, 25 hardware projects and 4 independently deployed systems. The immediate opportunity is distribution — the engineering is further ahead than the channel.</w:t>
+        <w:t>The platform is built and in production: 23 firmware device types, 25 hardware projects and 4 independently deployed systems. The immediate opportunity is distribution — the engineering is further ahead than the channel.</w:t>
       </w:r>
     </w:p>
     <w:p>
@@ -3162,7 +3162,7 @@
                 <w:color w:val="334155"/>
                 <w:sz w:val="19"/>
               </w:rPr>
-              <w:t>In-house — 22 device types, one shared library</w:t>
+              <w:t>In-house — 23 device types, one shared library</w:t>
             </w:r>
           </w:p>
         </w:tc>

--- a/Docs/business/Circuvent-Business-Plan.docx
+++ b/Docs/business/Circuvent-Business-Plan.docx
@@ -108,7 +108,7 @@
           <w:color w:val="334155"/>
           <w:sz w:val="21"/>
         </w:rPr>
-        <w:t>Circuvent Technologies builds connected hardware for Indian homes and small businesses, selling 21 products directly through circuvent.com at prices from ₹799 to ₹24,999. Unlike resellers of white-label hardware, we design the boards, write the firmware, run the platform and operate the storefront ourselves.</w:t>
+        <w:t>Circuvent Technologies builds connected hardware for Indian homes and small businesses, selling 22 products directly through circuvent.com at prices from ₹799 to ₹24,999. Unlike resellers of white-label hardware, we design the boards, write the firmware, run the platform and operate the storefront ourselves.</w:t>
       </w:r>
     </w:p>
     <w:p>
@@ -119,7 +119,7 @@
           <w:color w:val="334155"/>
           <w:sz w:val="21"/>
         </w:rPr>
-        <w:t>The platform is built and in production: 23 firmware device types, 25 hardware projects and 4 independently deployed systems. The immediate opportunity is distribution — the engineering is further ahead than the channel.</w:t>
+        <w:t>The platform is built and in production: 24 firmware device types, 25 hardware projects and 4 independently deployed systems. The immediate opportunity is distribution — the engineering is further ahead than the channel.</w:t>
       </w:r>
     </w:p>
     <w:p>
@@ -2171,7 +2171,206 @@
                 <w:color w:val="334155"/>
                 <w:sz w:val="17"/>
               </w:rPr>
+              <w:t>Circuvent Touch Switchboard 8</w:t>
+            </w:r>
+          </w:p>
+        </w:tc>
+        <w:tc>
+          <w:tcPr>
+            <w:tcW w:type="dxa" w:w="2160"/>
+            <w:shd w:val="clear" w:color="auto" w:fill="F0F4F8"/>
+          </w:tcPr>
+          <w:p>
+            <w:pPr>
+              <w:spacing w:after="40"/>
+            </w:pPr>
+            <w:r/>
+            <w:r>
+              <w:rPr>
+                <w:rFonts w:ascii="Calibri" w:hAnsi="Calibri"/>
+                <w:color w:val="334155"/>
+                <w:sz w:val="17"/>
+              </w:rPr>
+              <w:t>Home Automation</w:t>
+            </w:r>
+          </w:p>
+        </w:tc>
+        <w:tc>
+          <w:tcPr>
+            <w:tcW w:type="dxa" w:w="1296"/>
+            <w:shd w:val="clear" w:color="auto" w:fill="F0F4F8"/>
+          </w:tcPr>
+          <w:p>
+            <w:pPr>
+              <w:spacing w:after="40"/>
+            </w:pPr>
+            <w:r/>
+            <w:r>
+              <w:rPr>
+                <w:rFonts w:ascii="Calibri" w:hAnsi="Calibri"/>
+                <w:color w:val="334155"/>
+                <w:sz w:val="17"/>
+              </w:rPr>
+              <w:t>₹5,499</w:t>
+            </w:r>
+          </w:p>
+        </w:tc>
+        <w:tc>
+          <w:tcPr>
+            <w:tcW w:type="dxa" w:w="1296"/>
+            <w:shd w:val="clear" w:color="auto" w:fill="F0F4F8"/>
+          </w:tcPr>
+          <w:p>
+            <w:pPr>
+              <w:spacing w:after="40"/>
+            </w:pPr>
+            <w:r/>
+            <w:r>
+              <w:rPr>
+                <w:rFonts w:ascii="Calibri" w:hAnsi="Calibri"/>
+                <w:color w:val="334155"/>
+                <w:sz w:val="17"/>
+              </w:rPr>
+              <w:t>₹6,799</w:t>
+            </w:r>
+          </w:p>
+        </w:tc>
+        <w:tc>
+          <w:tcPr>
+            <w:tcW w:type="dxa" w:w="1008"/>
+            <w:shd w:val="clear" w:color="auto" w:fill="F0F4F8"/>
+          </w:tcPr>
+          <w:p>
+            <w:pPr>
+              <w:spacing w:after="40"/>
+            </w:pPr>
+            <w:r/>
+            <w:r>
+              <w:rPr>
+                <w:rFonts w:ascii="Calibri" w:hAnsi="Calibri"/>
+                <w:color w:val="334155"/>
+                <w:sz w:val="17"/>
+              </w:rPr>
+              <w:t>19%</w:t>
+            </w:r>
+          </w:p>
+        </w:tc>
+      </w:tr>
+      <w:tr>
+        <w:tc>
+          <w:tcPr>
+            <w:tcW w:type="dxa" w:w="3168"/>
+          </w:tcPr>
+          <w:p>
+            <w:pPr>
+              <w:spacing w:after="40"/>
+            </w:pPr>
+            <w:r/>
+            <w:r>
+              <w:rPr>
+                <w:rFonts w:ascii="Calibri" w:hAnsi="Calibri"/>
+                <w:color w:val="334155"/>
+                <w:sz w:val="17"/>
+              </w:rPr>
               <w:t>Circuvent AquaGuard</w:t>
+            </w:r>
+          </w:p>
+        </w:tc>
+        <w:tc>
+          <w:tcPr>
+            <w:tcW w:type="dxa" w:w="2160"/>
+          </w:tcPr>
+          <w:p>
+            <w:pPr>
+              <w:spacing w:after="40"/>
+            </w:pPr>
+            <w:r/>
+            <w:r>
+              <w:rPr>
+                <w:rFonts w:ascii="Calibri" w:hAnsi="Calibri"/>
+                <w:color w:val="334155"/>
+                <w:sz w:val="17"/>
+              </w:rPr>
+              <w:t>Water Management</w:t>
+            </w:r>
+          </w:p>
+        </w:tc>
+        <w:tc>
+          <w:tcPr>
+            <w:tcW w:type="dxa" w:w="1296"/>
+          </w:tcPr>
+          <w:p>
+            <w:pPr>
+              <w:spacing w:after="40"/>
+            </w:pPr>
+            <w:r/>
+            <w:r>
+              <w:rPr>
+                <w:rFonts w:ascii="Calibri" w:hAnsi="Calibri"/>
+                <w:color w:val="334155"/>
+                <w:sz w:val="17"/>
+              </w:rPr>
+              <w:t>₹1,999</w:t>
+            </w:r>
+          </w:p>
+        </w:tc>
+        <w:tc>
+          <w:tcPr>
+            <w:tcW w:type="dxa" w:w="1296"/>
+          </w:tcPr>
+          <w:p>
+            <w:pPr>
+              <w:spacing w:after="40"/>
+            </w:pPr>
+            <w:r/>
+            <w:r>
+              <w:rPr>
+                <w:rFonts w:ascii="Calibri" w:hAnsi="Calibri"/>
+                <w:color w:val="334155"/>
+                <w:sz w:val="17"/>
+              </w:rPr>
+              <w:t>₹2,499</w:t>
+            </w:r>
+          </w:p>
+        </w:tc>
+        <w:tc>
+          <w:tcPr>
+            <w:tcW w:type="dxa" w:w="1008"/>
+          </w:tcPr>
+          <w:p>
+            <w:pPr>
+              <w:spacing w:after="40"/>
+            </w:pPr>
+            <w:r/>
+            <w:r>
+              <w:rPr>
+                <w:rFonts w:ascii="Calibri" w:hAnsi="Calibri"/>
+                <w:color w:val="334155"/>
+                <w:sz w:val="17"/>
+              </w:rPr>
+              <w:t>20%</w:t>
+            </w:r>
+          </w:p>
+        </w:tc>
+      </w:tr>
+      <w:tr>
+        <w:tc>
+          <w:tcPr>
+            <w:tcW w:type="dxa" w:w="3168"/>
+            <w:shd w:val="clear" w:color="auto" w:fill="F0F4F8"/>
+          </w:tcPr>
+          <w:p>
+            <w:pPr>
+              <w:spacing w:after="40"/>
+            </w:pPr>
+            <w:r/>
+            <w:r>
+              <w:rPr>
+                <w:rFonts w:ascii="Calibri" w:hAnsi="Calibri"/>
+                <w:color w:val="334155"/>
+                <w:sz w:val="17"/>
+              </w:rPr>
+              <w:t>Circuvent Agri GSM Starter</w:t>
             </w:r>
           </w:p>
         </w:tc>
@@ -2211,7 +2410,7 @@
                 <w:color w:val="334155"/>
                 <w:sz w:val="17"/>
               </w:rPr>
-              <w:t>₹1,999</w:t>
+              <w:t>₹2,999</w:t>
             </w:r>
           </w:p>
         </w:tc>
@@ -2231,7 +2430,7 @@
                 <w:color w:val="334155"/>
                 <w:sz w:val="17"/>
               </w:rPr>
-              <w:t>₹2,499</w:t>
+              <w:t>₹3,499</w:t>
             </w:r>
           </w:p>
         </w:tc>
@@ -2251,7 +2450,7 @@
                 <w:color w:val="334155"/>
                 <w:sz w:val="17"/>
               </w:rPr>
-              <w:t>20%</w:t>
+              <w:t>14%</w:t>
             </w:r>
           </w:p>
         </w:tc>
@@ -2272,7 +2471,7 @@
                 <w:color w:val="334155"/>
                 <w:sz w:val="17"/>
               </w:rPr>
-              <w:t>Circuvent Agri GSM Starter</w:t>
+              <w:t>Circuvent WaterTank Duo</w:t>
             </w:r>
           </w:p>
         </w:tc>
@@ -2310,7 +2509,7 @@
                 <w:color w:val="334155"/>
                 <w:sz w:val="17"/>
               </w:rPr>
-              <w:t>₹2,999</w:t>
+              <w:t>₹3,999</w:t>
             </w:r>
           </w:p>
         </w:tc>
@@ -2329,7 +2528,7 @@
                 <w:color w:val="334155"/>
                 <w:sz w:val="17"/>
               </w:rPr>
-              <w:t>₹3,499</w:t>
+              <w:t>₹4,999</w:t>
             </w:r>
           </w:p>
         </w:tc>
@@ -2348,7 +2547,7 @@
                 <w:color w:val="334155"/>
                 <w:sz w:val="17"/>
               </w:rPr>
-              <w:t>14%</w:t>
+              <w:t>20%</w:t>
             </w:r>
           </w:p>
         </w:tc>
@@ -2370,7 +2569,7 @@
                 <w:color w:val="334155"/>
                 <w:sz w:val="17"/>
               </w:rPr>
-              <w:t>Circuvent WaterTank Duo</w:t>
+              <w:t>Circuvent Energy Monitor</w:t>
             </w:r>
           </w:p>
         </w:tc>
@@ -2390,7 +2589,7 @@
                 <w:color w:val="334155"/>
                 <w:sz w:val="17"/>
               </w:rPr>
-              <w:t>Water Management</w:t>
+              <w:t>Energy</w:t>
             </w:r>
           </w:p>
         </w:tc>
@@ -2410,7 +2609,7 @@
                 <w:color w:val="334155"/>
                 <w:sz w:val="17"/>
               </w:rPr>
-              <w:t>₹3,999</w:t>
+              <w:t>₹1,299</w:t>
             </w:r>
           </w:p>
         </w:tc>
@@ -2430,7 +2629,7 @@
                 <w:color w:val="334155"/>
                 <w:sz w:val="17"/>
               </w:rPr>
-              <w:t>₹4,999</w:t>
+              <w:t>₹1,699</w:t>
             </w:r>
           </w:p>
         </w:tc>
@@ -2438,103 +2637,6 @@
           <w:tcPr>
             <w:tcW w:type="dxa" w:w="1008"/>
             <w:shd w:val="clear" w:color="auto" w:fill="F0F4F8"/>
-          </w:tcPr>
-          <w:p>
-            <w:pPr>
-              <w:spacing w:after="40"/>
-            </w:pPr>
-            <w:r/>
-            <w:r>
-              <w:rPr>
-                <w:rFonts w:ascii="Calibri" w:hAnsi="Calibri"/>
-                <w:color w:val="334155"/>
-                <w:sz w:val="17"/>
-              </w:rPr>
-              <w:t>20%</w:t>
-            </w:r>
-          </w:p>
-        </w:tc>
-      </w:tr>
-      <w:tr>
-        <w:tc>
-          <w:tcPr>
-            <w:tcW w:type="dxa" w:w="3168"/>
-          </w:tcPr>
-          <w:p>
-            <w:pPr>
-              <w:spacing w:after="40"/>
-            </w:pPr>
-            <w:r/>
-            <w:r>
-              <w:rPr>
-                <w:rFonts w:ascii="Calibri" w:hAnsi="Calibri"/>
-                <w:color w:val="334155"/>
-                <w:sz w:val="17"/>
-              </w:rPr>
-              <w:t>Circuvent Energy Monitor</w:t>
-            </w:r>
-          </w:p>
-        </w:tc>
-        <w:tc>
-          <w:tcPr>
-            <w:tcW w:type="dxa" w:w="2160"/>
-          </w:tcPr>
-          <w:p>
-            <w:pPr>
-              <w:spacing w:after="40"/>
-            </w:pPr>
-            <w:r/>
-            <w:r>
-              <w:rPr>
-                <w:rFonts w:ascii="Calibri" w:hAnsi="Calibri"/>
-                <w:color w:val="334155"/>
-                <w:sz w:val="17"/>
-              </w:rPr>
-              <w:t>Energy</w:t>
-            </w:r>
-          </w:p>
-        </w:tc>
-        <w:tc>
-          <w:tcPr>
-            <w:tcW w:type="dxa" w:w="1296"/>
-          </w:tcPr>
-          <w:p>
-            <w:pPr>
-              <w:spacing w:after="40"/>
-            </w:pPr>
-            <w:r/>
-            <w:r>
-              <w:rPr>
-                <w:rFonts w:ascii="Calibri" w:hAnsi="Calibri"/>
-                <w:color w:val="334155"/>
-                <w:sz w:val="17"/>
-              </w:rPr>
-              <w:t>₹1,299</w:t>
-            </w:r>
-          </w:p>
-        </w:tc>
-        <w:tc>
-          <w:tcPr>
-            <w:tcW w:type="dxa" w:w="1296"/>
-          </w:tcPr>
-          <w:p>
-            <w:pPr>
-              <w:spacing w:after="40"/>
-            </w:pPr>
-            <w:r/>
-            <w:r>
-              <w:rPr>
-                <w:rFonts w:ascii="Calibri" w:hAnsi="Calibri"/>
-                <w:color w:val="334155"/>
-                <w:sz w:val="17"/>
-              </w:rPr>
-              <w:t>₹1,699</w:t>
-            </w:r>
-          </w:p>
-        </w:tc>
-        <w:tc>
-          <w:tcPr>
-            <w:tcW w:type="dxa" w:w="1008"/>
           </w:tcPr>
           <w:p>
             <w:pPr>
@@ -2831,7 +2933,7 @@
                 <w:color w:val="334155"/>
                 <w:sz w:val="19"/>
               </w:rPr>
-              <w:t>₹4,670</w:t>
+              <w:t>₹4,708</w:t>
             </w:r>
           </w:p>
         </w:tc>
@@ -3162,7 +3264,7 @@
                 <w:color w:val="334155"/>
                 <w:sz w:val="19"/>
               </w:rPr>
-              <w:t>In-house — 23 device types, one shared library</w:t>
+              <w:t>In-house — 24 device types, one shared library</w:t>
             </w:r>
           </w:p>
         </w:tc>
@@ -4725,7 +4827,7 @@
       </w:rPr>
       <w:t>Circuvent Technologies  ·  circuvent.com  ·  contact@circuvent.com  ·  +91 765 999 333 1</w:t>
       <w:br/>
-      <w:t>Generated 2026-08-13 from the live product catalogue</w:t>
+      <w:t>Generated 2026-08-15 from the live product catalogue</w:t>
     </w:r>
   </w:p>
 </w:ftr>
